--- a/docs/02_collection/Data_Collection_Methods_EN.docx
+++ b/docs/02_collection/Data_Collection_Methods_EN.docx
@@ -1350,7 +1350,7 @@
         <w:pStyle w:val="FirstParagraph"/>
       </w:pPr>
       <w:r>
-        <w:t xml:space="preserve">[1] M. Adnan, A. Yousaf, M. Zafar, and M. Shafique,</w:t>
+        <w:t xml:space="preserve">[1] M. Adnan et al.,</w:t>
       </w:r>
       <w:r>
         <w:t xml:space="preserve"> </w:t>
@@ -1370,6 +1370,16 @@
       </w:r>
       <w:r>
         <w:t xml:space="preserve">, vol. 9, pp. 7519–7539, 2021.</w:t>
+      </w:r>
+      <w:r>
+        <w:t xml:space="preserve"> </w:t>
+      </w:r>
+      <w:r>
+        <w:rPr>
+          <w:i/>
+          <w:iCs/>
+        </w:rPr>
+        <w:t xml:space="preserve">(full author list to be confirmed against the source)</w:t>
       </w:r>
     </w:p>
     <w:p>

--- a/docs/02_collection/Data_Collection_Methods_EN.docx
+++ b/docs/02_collection/Data_Collection_Methods_EN.docx
@@ -1370,16 +1370,6 @@
       </w:r>
       <w:r>
         <w:t xml:space="preserve">, vol. 9, pp. 7519–7539, 2021.</w:t>
-      </w:r>
-      <w:r>
-        <w:t xml:space="preserve"> </w:t>
-      </w:r>
-      <w:r>
-        <w:rPr>
-          <w:i/>
-          <w:iCs/>
-        </w:rPr>
-        <w:t xml:space="preserve">(full author list to be confirmed against the source)</w:t>
       </w:r>
     </w:p>
     <w:p>
